--- a/documentation/referencias/apuntes/MUR.docx
+++ b/documentation/referencias/apuntes/MUR.docx
@@ -390,19 +390,7 @@
         <w:rPr>
           <w:lang w:val="en-US"/>
         </w:rPr>
-        <w:t xml:space="preserve">The router RUT50X can be accessed as well with the default ip-address 192.168.1.1 with the default credentials of admin + Mi0g9VBa </w:t>
-      </w:r>
-      <w:r>
-        <w:rPr>
-          <w:lang w:val="en-US"/>
-        </w:rPr>
-        <w:t>(THE NEW PASSWORD IS “Fastlab2026” NO CAPS)</w:t>
-      </w:r>
-      <w:r>
-        <w:rPr>
-          <w:lang w:val="en-US"/>
-        </w:rPr>
-        <w:t xml:space="preserve"> (just when making this document the wifi connection cuts off quite often and doesn’t amaze with robustness, so this couldn’t be verified.)</w:t>
+        <w:t>The router RUT50X can be accessed as well with the default ip-address 192.168.1.1 with the default credentials of admin + Mi0g9VBa (THE NEW PASSWORD IS “Fastlab2026” NO CAPS) (just when making this document the wifi connection cuts off quite often and doesn’t amaze with robustness, so this couldn’t be verified.)</w:t>
       </w:r>
     </w:p>
     <w:p>
@@ -698,6 +686,59 @@
           <w:lang w:val="en-US"/>
         </w:rPr>
         <w:t xml:space="preserve">As well as charging the system, the dual arms each axis must be moved every week. This can be done through the teach pendants. </w:t>
+      </w:r>
+    </w:p>
+    <w:p>
+      <w:pPr>
+        <w:pStyle w:val="ListParagraph"/>
+        <w:spacing w:before="0" w:after="160"/>
+        <w:contextualSpacing/>
+        <w:rPr>
+          <w:lang w:val="en-US"/>
+        </w:rPr>
+      </w:pPr>
+      <w:r>
+        <w:rPr/>
+      </w:r>
+    </w:p>
+    <w:p>
+      <w:pPr>
+        <w:pStyle w:val="ListParagraph"/>
+        <w:spacing w:before="0" w:after="160"/>
+        <w:contextualSpacing/>
+        <w:rPr>
+          <w:lang w:val="en-US"/>
+        </w:rPr>
+      </w:pPr>
+      <w:r>
+        <w:rPr/>
+      </w:r>
+    </w:p>
+    <w:p>
+      <w:pPr>
+        <w:pStyle w:val="ListParagraph"/>
+        <w:spacing w:before="0" w:after="160"/>
+        <w:contextualSpacing/>
+        <w:rPr>
+          <w:lang w:val="en-US"/>
+        </w:rPr>
+      </w:pPr>
+      <w:r>
+        <w:rPr/>
+      </w:r>
+    </w:p>
+    <w:p>
+      <w:pPr>
+        <w:pStyle w:val="ListParagraph"/>
+        <w:spacing w:before="0" w:after="160"/>
+        <w:contextualSpacing/>
+        <w:rPr>
+          <w:lang w:val="en-US"/>
+        </w:rPr>
+      </w:pPr>
+      <w:r>
+        <w:rPr/>
+        <w:t>Red Robot_suite, clave Fastlab2026</w:t>
       </w:r>
     </w:p>
     <w:sectPr>
@@ -1924,6 +1965,7 @@
     <w:qFormat/>
     <w:pPr>
       <w:widowControl/>
+      <w:suppressAutoHyphens w:val="true"/>
       <w:bidi w:val="0"/>
       <w:spacing w:lineRule="auto" w:line="276" w:before="0" w:after="160"/>
       <w:jc w:val="left"/>
